--- a/flow/20230927_hours/drafts/2024-03-u/02.03.docx
+++ b/flow/20230927_hours/drafts/2024-03-u/02.03.docx
@@ -4443,23 +4443,57 @@
       </w:r>
     </w:p>
     <w:p>
-      <w:pPr>
-        <w:spacing w:line="240" w:lineRule="auto"/>
-        <w:rPr>
-          <w:rFonts w:ascii="Times New Roman" w:hAnsi="Times New Roman"/>
-          <w:i/>
-          <w:color w:val="FF0000"/>
-          <w:sz w:val="24"/>
-        </w:rPr>
-      </w:pPr>
-      <w:r>
-        <w:rPr>
-          <w:rFonts w:ascii="Times New Roman" w:hAnsi="Times New Roman"/>
-          <w:i/>
-          <w:color w:val="FF0000"/>
-          <w:sz w:val="24"/>
-        </w:rPr>
-        <w:t xml:space="preserve">Тропар </w:t>
+      <w:r>
+        <w:rPr>
+          <w:rFonts w:ascii="Times New Roman" w:hAnsi="Times New Roman"/>
+          <w:i/>
+          <w:color w:val="FF0000"/>
+          <w:sz w:val="24"/>
+          <w:highlight w:val="white"/>
+        </w:rPr>
+        <w:t>Тропар (г. 4):</w:t>
+      </w:r>
+      <w:r>
+        <w:rPr>
+          <w:rFonts w:ascii="Times New Roman" w:hAnsi="Times New Roman"/>
+          <w:color w:val="FF0000"/>
+          <w:sz w:val="24"/>
+          <w:highlight w:val="white"/>
+        </w:rPr>
+        <w:t xml:space="preserve"> </w:t>
+      </w:r>
+      <w:r>
+        <w:rPr>
+          <w:rFonts w:ascii="Times New Roman" w:hAnsi="Times New Roman"/>
+          <w:sz w:val="24"/>
+          <w:highlight w:val="white"/>
+        </w:rPr>
+        <w:t>I звичаїв апостолів причасником і їх намісником стався ти,* знайшов ти шлях, богонатхненний, як дійти до видіння.* Задля того слово істини справляючи,* і задля віри пострадав ти аж до крови, священномученику Теодоте</w:t>
+      </w:r>
+      <w:r>
+        <w:rPr>
+          <w:rFonts w:ascii="Times New Roman" w:hAnsi="Times New Roman"/>
+          <w:i/>
+          <w:sz w:val="24"/>
+          <w:highlight w:val="white"/>
+        </w:rPr>
+        <w:t xml:space="preserve">, </w:t>
+      </w:r>
+      <w:r>
+        <w:rPr>
+          <w:rFonts w:ascii="Times New Roman" w:hAnsi="Times New Roman"/>
+          <w:sz w:val="24"/>
+          <w:highlight w:val="white"/>
+        </w:rPr>
+        <w:t>моли Христа Бога, щоб спаслися душі наш</w:t>
+      </w:r>
+      <w:r>
+        <w:rPr>
+          <w:rFonts w:ascii="Times New Roman" w:hAnsi="Times New Roman"/>
+          <w:sz w:val="24"/>
+          <w:highlight w:val="white"/>
+        </w:rPr>
+        <w:t>і.</w:t>
       </w:r>
     </w:p>
     <w:p>
@@ -4862,23 +4896,23 @@
       </w:r>
     </w:p>
     <w:p>
-      <w:pPr>
-        <w:spacing w:line="240" w:lineRule="auto"/>
-        <w:rPr>
-          <w:rFonts w:ascii="Times New Roman" w:hAnsi="Times New Roman"/>
-          <w:i/>
-          <w:color w:val="FF0000"/>
-          <w:sz w:val="24"/>
-        </w:rPr>
-      </w:pPr>
-      <w:r>
-        <w:rPr>
-          <w:rFonts w:ascii="Times New Roman" w:hAnsi="Times New Roman"/>
-          <w:i/>
-          <w:color w:val="FF0000"/>
-          <w:sz w:val="24"/>
-        </w:rPr>
-        <w:t xml:space="preserve">Кондак </w:t>
+      <w:r>
+        <w:rPr>
+          <w:rFonts w:ascii="Times New Roman" w:hAnsi="Times New Roman"/>
+          <w:i/>
+          <w:color w:val="FF0000"/>
+          <w:sz w:val="24"/>
+          <w:highlight w:val="white"/>
+        </w:rPr>
+        <w:t>Кондак (г. 3):</w:t>
+      </w:r>
+      <w:r>
+        <w:rPr>
+          <w:rFonts w:ascii="Times New Roman" w:hAnsi="Times New Roman"/>
+          <w:sz w:val="24"/>
+          <w:highlight w:val="white"/>
+        </w:rPr>
+        <w:t xml:space="preserve"> Море зловір’я осудив ти* і ідольського безбожжя оману правовір’я вірою вразив єси* і всепаленням божественним бувши,* чудотворінням орошуєш світу краї, отче святителю Теодоте,* моли Христа Бога, щоб дарував нам велику милість.</w:t>
       </w:r>
     </w:p>
     <w:p>
@@ -10055,23 +10089,57 @@
       </w:r>
     </w:p>
     <w:p>
-      <w:pPr>
-        <w:spacing w:line="240" w:lineRule="auto"/>
-        <w:rPr>
-          <w:rFonts w:ascii="Times New Roman" w:hAnsi="Times New Roman"/>
-          <w:i/>
-          <w:color w:val="FF0000"/>
-          <w:sz w:val="24"/>
-        </w:rPr>
-      </w:pPr>
-      <w:r>
-        <w:rPr>
-          <w:rFonts w:ascii="Times New Roman" w:hAnsi="Times New Roman"/>
-          <w:i/>
-          <w:color w:val="FF0000"/>
-          <w:sz w:val="24"/>
-        </w:rPr>
-        <w:t xml:space="preserve">Тропар </w:t>
+      <w:r>
+        <w:rPr>
+          <w:rFonts w:ascii="Times New Roman" w:hAnsi="Times New Roman"/>
+          <w:i/>
+          <w:color w:val="FF0000"/>
+          <w:sz w:val="24"/>
+          <w:highlight w:val="white"/>
+        </w:rPr>
+        <w:t>Тропар (г. 4):</w:t>
+      </w:r>
+      <w:r>
+        <w:rPr>
+          <w:rFonts w:ascii="Times New Roman" w:hAnsi="Times New Roman"/>
+          <w:color w:val="FF0000"/>
+          <w:sz w:val="24"/>
+          <w:highlight w:val="white"/>
+        </w:rPr>
+        <w:t xml:space="preserve"> </w:t>
+      </w:r>
+      <w:r>
+        <w:rPr>
+          <w:rFonts w:ascii="Times New Roman" w:hAnsi="Times New Roman"/>
+          <w:sz w:val="24"/>
+          <w:highlight w:val="white"/>
+        </w:rPr>
+        <w:t>I звичаїв апостолів причасником і їх намісником стався ти,* знайшов ти шлях, богонатхненний, як дійти до видіння.* Задля того слово істини справляючи,* і задля віри пострадав ти аж до крови, священномученику Теодоте</w:t>
+      </w:r>
+      <w:r>
+        <w:rPr>
+          <w:rFonts w:ascii="Times New Roman" w:hAnsi="Times New Roman"/>
+          <w:i/>
+          <w:sz w:val="24"/>
+          <w:highlight w:val="white"/>
+        </w:rPr>
+        <w:t xml:space="preserve">, </w:t>
+      </w:r>
+      <w:r>
+        <w:rPr>
+          <w:rFonts w:ascii="Times New Roman" w:hAnsi="Times New Roman"/>
+          <w:sz w:val="24"/>
+          <w:highlight w:val="white"/>
+        </w:rPr>
+        <w:t>моли Христа Бога, щоб спаслися душі наш</w:t>
+      </w:r>
+      <w:r>
+        <w:rPr>
+          <w:rFonts w:ascii="Times New Roman" w:hAnsi="Times New Roman"/>
+          <w:sz w:val="24"/>
+          <w:highlight w:val="white"/>
+        </w:rPr>
+        <w:t>і.</w:t>
       </w:r>
     </w:p>
     <w:p>
@@ -10538,23 +10606,23 @@
       </w:r>
     </w:p>
     <w:p>
-      <w:pPr>
-        <w:spacing w:line="240" w:lineRule="auto"/>
-        <w:rPr>
-          <w:rFonts w:ascii="Times New Roman" w:hAnsi="Times New Roman"/>
-          <w:i/>
-          <w:color w:val="FF0000"/>
-          <w:sz w:val="24"/>
-        </w:rPr>
-      </w:pPr>
-      <w:r>
-        <w:rPr>
-          <w:rFonts w:ascii="Times New Roman" w:hAnsi="Times New Roman"/>
-          <w:i/>
-          <w:color w:val="FF0000"/>
-          <w:sz w:val="24"/>
-        </w:rPr>
-        <w:t xml:space="preserve">Кондак </w:t>
+      <w:r>
+        <w:rPr>
+          <w:rFonts w:ascii="Times New Roman" w:hAnsi="Times New Roman"/>
+          <w:i/>
+          <w:color w:val="FF0000"/>
+          <w:sz w:val="24"/>
+          <w:highlight w:val="white"/>
+        </w:rPr>
+        <w:t>Кондак (г. 3):</w:t>
+      </w:r>
+      <w:r>
+        <w:rPr>
+          <w:rFonts w:ascii="Times New Roman" w:hAnsi="Times New Roman"/>
+          <w:sz w:val="24"/>
+          <w:highlight w:val="white"/>
+        </w:rPr>
+        <w:t xml:space="preserve"> Море зловір’я осудив ти* і ідольського безбожжя оману правовір’я вірою вразив єси* і всепаленням божественним бувши,* чудотворінням орошуєш світу краї, отче святителю Теодоте,* моли Христа Бога, щоб дарував нам велику милість.</w:t>
       </w:r>
     </w:p>
     <w:p>
